--- a/assets/module-3-sensor/hw-4.docx
+++ b/assets/module-3-sensor/hw-4.docx
@@ -17,7 +17,15 @@
           <w:b/>
           <w:sz w:val="24"/>
         </w:rPr>
-        <w:t>EE 105 Fall 2025</w:t>
+        <w:t xml:space="preserve">EE 105 </w:t>
+      </w:r>
+      <w:r>
+        <w:rPr>
+          <w:rFonts w:ascii="PT Sans" w:hAnsi="PT Sans"/>
+          <w:b/>
+          <w:sz w:val="24"/>
+        </w:rPr>
+        <w:t>Spring 2026</w:t>
       </w:r>
       <w:r>
         <w:rPr>
@@ -69,7 +77,23 @@
           <w:b/>
           <w:sz w:val="24"/>
         </w:rPr>
-        <w:t>(Due November 6, before class, late submission will incur 20% points/day penalty)</w:t>
+        <w:t xml:space="preserve">(Due </w:t>
+      </w:r>
+      <w:r>
+        <w:rPr>
+          <w:rFonts w:ascii="PT Sans" w:hAnsi="PT Sans"/>
+          <w:b/>
+          <w:sz w:val="24"/>
+        </w:rPr>
+        <w:t>April 2</w:t>
+      </w:r>
+      <w:r>
+        <w:rPr>
+          <w:rFonts w:ascii="PT Sans" w:hAnsi="PT Sans"/>
+          <w:b/>
+          <w:sz w:val="24"/>
+        </w:rPr>
+        <w:t>, before class, late submission will incur 20% points/day penalty)</w:t>
       </w:r>
     </w:p>
     <w:p>
@@ -2927,7 +2951,15 @@
         <w:t xml:space="preserve">Show the Vout plot when you touch the temperature sensor. Explain why Vout is increasing or decreasing? </w:t>
       </w:r>
       <w:r>
-        <w:t>(use your demo board, similar to the lab)</w:t>
+        <w:t xml:space="preserve">(use your demo board, </w:t>
+      </w:r>
+      <w:proofErr w:type="gramStart"/>
+      <w:r>
+        <w:t>similar to</w:t>
+      </w:r>
+      <w:proofErr w:type="gramEnd"/>
+      <w:r>
+        <w:t xml:space="preserve"> the lab)</w:t>
       </w:r>
     </w:p>
     <w:p>
@@ -10747,7 +10779,15 @@
         <w:ind w:right="22" w:hanging="360"/>
       </w:pPr>
       <w:r>
-        <w:t xml:space="preserve">What are the ac and dc part of an PPG signal. If Rac=20mV and Rdc=625mV, NIRac=20mV, NIRdc=330mV. Calculate SpO2. </w:t>
+        <w:t xml:space="preserve">What are the ac and dc </w:t>
+      </w:r>
+      <w:proofErr w:type="gramStart"/>
+      <w:r>
+        <w:t>part</w:t>
+      </w:r>
+      <w:proofErr w:type="gramEnd"/>
+      <w:r>
+        <w:t xml:space="preserve"> of an PPG signal. If Rac=20mV and Rdc=625mV, NIRac=20mV, NIRdc=330mV. Calculate SpO2. </w:t>
       </w:r>
     </w:p>
     <w:p>
